--- a/22WEBSITE DEVELOPMENT (1) (1) (1) (1).docx
+++ b/22WEBSITE DEVELOPMENT (1) (1) (1) (1).docx
@@ -902,21 +902,26 @@
           <w:szCs w:val="22"/>
         </w:rPr>
       </w:pPr>
-      <w:proofErr w:type="spellStart"/>
-      <w:r>
-        <w:rPr>
-          <w:sz w:val="22"/>
-          <w:szCs w:val="22"/>
-        </w:rPr>
-        <w:t>Brudes</w:t>
-      </w:r>
-      <w:proofErr w:type="spellEnd"/>
-      <w:r>
-        <w:rPr>
-          <w:sz w:val="22"/>
-          <w:szCs w:val="22"/>
-        </w:rPr>
-        <w:t xml:space="preserve"> and grooms</w:t>
+      <w:r>
+        <w:rPr>
+          <w:sz w:val="22"/>
+          <w:szCs w:val="22"/>
+        </w:rPr>
+        <w:t>Br</w:t>
+      </w:r>
+      <w:r>
+        <w:rPr>
+          <w:sz w:val="22"/>
+          <w:szCs w:val="22"/>
+        </w:rPr>
+        <w:t>i</w:t>
+      </w:r>
+      <w:r>
+        <w:rPr>
+          <w:sz w:val="22"/>
+          <w:szCs w:val="22"/>
+        </w:rPr>
+        <w:t>des and grooms</w:t>
       </w:r>
     </w:p>
     <w:p>
@@ -1152,25 +1157,7 @@
           <w:sz w:val="22"/>
           <w:szCs w:val="22"/>
         </w:rPr>
-        <w:t xml:space="preserve">Provide customer with an </w:t>
-      </w:r>
-      <w:proofErr w:type="gramStart"/>
-      <w:r>
-        <w:rPr>
-          <w:color w:val="000000"/>
-          <w:sz w:val="22"/>
-          <w:szCs w:val="22"/>
-        </w:rPr>
-        <w:t>easy to use</w:t>
-      </w:r>
-      <w:proofErr w:type="gramEnd"/>
-      <w:r>
-        <w:rPr>
-          <w:color w:val="000000"/>
-          <w:sz w:val="22"/>
-          <w:szCs w:val="22"/>
-        </w:rPr>
-        <w:t xml:space="preserve"> online shopping experience. </w:t>
+        <w:t xml:space="preserve">Provide customer with an easy to use online shopping experience. </w:t>
       </w:r>
     </w:p>
     <w:p>
@@ -1492,6 +1479,35 @@
           <w:right w:val="nil"/>
           <w:between w:val="nil"/>
         </w:pBdr>
+        <w:spacing w:after="0"/>
+        <w:rPr>
+          <w:color w:val="000000"/>
+          <w:sz w:val="22"/>
+          <w:szCs w:val="22"/>
+        </w:rPr>
+      </w:pPr>
+      <w:r>
+        <w:rPr>
+          <w:color w:val="000000"/>
+          <w:sz w:val="22"/>
+          <w:szCs w:val="22"/>
+        </w:rPr>
+        <w:t>Enquiries</w:t>
+      </w:r>
+    </w:p>
+    <w:p>
+      <w:pPr>
+        <w:numPr>
+          <w:ilvl w:val="0"/>
+          <w:numId w:val="12"/>
+        </w:numPr>
+        <w:pBdr>
+          <w:top w:val="nil"/>
+          <w:left w:val="nil"/>
+          <w:bottom w:val="nil"/>
+          <w:right w:val="nil"/>
+          <w:between w:val="nil"/>
+        </w:pBdr>
         <w:rPr>
           <w:color w:val="000000"/>
           <w:sz w:val="22"/>
@@ -1571,23 +1587,13 @@
           <w:szCs w:val="22"/>
         </w:rPr>
       </w:pPr>
-      <w:proofErr w:type="gramStart"/>
-      <w:r>
-        <w:rPr>
-          <w:color w:val="000000"/>
-          <w:sz w:val="22"/>
-          <w:szCs w:val="22"/>
-        </w:rPr>
-        <w:t>Contact  page</w:t>
-      </w:r>
-      <w:proofErr w:type="gramEnd"/>
-      <w:r>
-        <w:rPr>
-          <w:color w:val="000000"/>
-          <w:sz w:val="22"/>
-          <w:szCs w:val="22"/>
-        </w:rPr>
-        <w:t xml:space="preserve"> with business details and a location map</w:t>
+      <w:r>
+        <w:rPr>
+          <w:color w:val="000000"/>
+          <w:sz w:val="22"/>
+          <w:szCs w:val="22"/>
+        </w:rPr>
+        <w:t>Contact  page with business details and a location map</w:t>
       </w:r>
     </w:p>
     <w:p>
@@ -1707,23 +1713,7 @@
           <w:sz w:val="22"/>
           <w:szCs w:val="22"/>
         </w:rPr>
-        <w:t xml:space="preserve">NkatekoWears currently has no website. They used </w:t>
-      </w:r>
-      <w:proofErr w:type="gramStart"/>
-      <w:r>
-        <w:rPr>
-          <w:sz w:val="22"/>
-          <w:szCs w:val="22"/>
-        </w:rPr>
-        <w:t>Social</w:t>
-      </w:r>
-      <w:proofErr w:type="gramEnd"/>
-      <w:r>
-        <w:rPr>
-          <w:sz w:val="22"/>
-          <w:szCs w:val="22"/>
-        </w:rPr>
-        <w:t xml:space="preserve"> media like Facebook and </w:t>
+        <w:t xml:space="preserve">NkatekoWears currently has no website. They used Social media like Facebook and </w:t>
       </w:r>
       <w:proofErr w:type="spellStart"/>
       <w:r>
@@ -1850,7 +1840,7 @@
           <w:sz w:val="22"/>
           <w:szCs w:val="22"/>
         </w:rPr>
-        <w:t xml:space="preserve">Peach </w:t>
+        <w:t>cream</w:t>
       </w:r>
     </w:p>
     <w:p>
@@ -1879,7 +1869,7 @@
           <w:sz w:val="22"/>
           <w:szCs w:val="22"/>
         </w:rPr>
-        <w:t xml:space="preserve">Violet </w:t>
+        <w:t>dark brown</w:t>
       </w:r>
     </w:p>
     <w:p>
@@ -1908,7 +1898,8 @@
           <w:sz w:val="22"/>
           <w:szCs w:val="22"/>
         </w:rPr>
-        <w:t xml:space="preserve">Pink </w:t>
+        <w:lastRenderedPageBreak/>
+        <w:t>chocolate</w:t>
       </w:r>
     </w:p>
     <w:p>
@@ -1937,36 +1928,15 @@
           <w:sz w:val="22"/>
           <w:szCs w:val="22"/>
         </w:rPr>
-        <w:lastRenderedPageBreak/>
-        <w:t>Baby</w:t>
-      </w:r>
-    </w:p>
-    <w:p>
-      <w:pPr>
-        <w:numPr>
-          <w:ilvl w:val="0"/>
-          <w:numId w:val="19"/>
-        </w:numPr>
-        <w:pBdr>
-          <w:top w:val="nil"/>
-          <w:left w:val="nil"/>
-          <w:bottom w:val="nil"/>
-          <w:right w:val="nil"/>
-          <w:between w:val="nil"/>
-        </w:pBdr>
-        <w:rPr>
-          <w:color w:val="000000"/>
-          <w:sz w:val="22"/>
-          <w:szCs w:val="22"/>
-        </w:rPr>
-      </w:pPr>
-      <w:r>
-        <w:rPr>
-          <w:color w:val="000000"/>
-          <w:sz w:val="22"/>
-          <w:szCs w:val="22"/>
-        </w:rPr>
-        <w:t>Orange</w:t>
+        <w:t>Terracotta acce</w:t>
+      </w:r>
+      <w:r>
+        <w:rPr>
+          <w:color w:val="000000"/>
+          <w:sz w:val="22"/>
+          <w:szCs w:val="22"/>
+        </w:rPr>
+        <w:t>nt</w:t>
       </w:r>
     </w:p>
     <w:p>
@@ -2467,23 +2437,7 @@
           <w:sz w:val="22"/>
           <w:szCs w:val="22"/>
         </w:rPr>
-        <w:t>Tsonga Brides (n.d.) _Full Bridal Set: Flower Purple Set &amp; Xibelani_. Available at: Instagram/Google Search screenshot. [Accessed 14 August 2026</w:t>
-      </w:r>
-      <w:proofErr w:type="gramStart"/>
-      <w:r>
-        <w:rPr>
-          <w:sz w:val="22"/>
-          <w:szCs w:val="22"/>
-        </w:rPr>
-        <w:t>].[</w:t>
-      </w:r>
-      <w:proofErr w:type="gramEnd"/>
-      <w:r>
-        <w:rPr>
-          <w:sz w:val="22"/>
-          <w:szCs w:val="22"/>
-        </w:rPr>
-        <w:t>Image]</w:t>
+        <w:t>Tsonga Brides (n.d.) _Full Bridal Set: Flower Purple Set &amp; Xibelani_. Available at: Instagram/Google Search screenshot. [Accessed 14 August 2026].[Image]</w:t>
       </w:r>
     </w:p>
     <w:p>
@@ -2510,23 +2464,7 @@
           <w:sz w:val="22"/>
           <w:szCs w:val="22"/>
         </w:rPr>
-        <w:t>Tsonga Brides (n.d.) _RENTAL XIBELANI_. Available at: Instagram/Google Search screenshot. [Accessed 14 August 2026</w:t>
-      </w:r>
-      <w:proofErr w:type="gramStart"/>
-      <w:r>
-        <w:rPr>
-          <w:sz w:val="22"/>
-          <w:szCs w:val="22"/>
-        </w:rPr>
-        <w:t>].[</w:t>
-      </w:r>
-      <w:proofErr w:type="gramEnd"/>
-      <w:r>
-        <w:rPr>
-          <w:sz w:val="22"/>
-          <w:szCs w:val="22"/>
-        </w:rPr>
-        <w:t>Image]</w:t>
+        <w:t>Tsonga Brides (n.d.) _RENTAL XIBELANI_. Available at: Instagram/Google Search screenshot. [Accessed 14 August 2026].[Image]</w:t>
       </w:r>
     </w:p>
     <w:p>
@@ -2553,23 +2491,7 @@
           <w:sz w:val="22"/>
           <w:szCs w:val="22"/>
         </w:rPr>
-        <w:t>Author unknown (n.d.) _Girl in yellow floral dress_. Available at: Personal collection screenshot. [Accessed 14 August 2026</w:t>
-      </w:r>
-      <w:proofErr w:type="gramStart"/>
-      <w:r>
-        <w:rPr>
-          <w:sz w:val="22"/>
-          <w:szCs w:val="22"/>
-        </w:rPr>
-        <w:t>].[</w:t>
-      </w:r>
-      <w:proofErr w:type="gramEnd"/>
-      <w:r>
-        <w:rPr>
-          <w:sz w:val="22"/>
-          <w:szCs w:val="22"/>
-        </w:rPr>
-        <w:t>Image]</w:t>
+        <w:t>Author unknown (n.d.) _Girl in yellow floral dress_. Available at: Personal collection screenshot. [Accessed 14 August 2026].[Image]</w:t>
       </w:r>
     </w:p>
     <w:p>
@@ -2596,23 +2518,7 @@
           <w:sz w:val="22"/>
           <w:szCs w:val="22"/>
         </w:rPr>
-        <w:t>Author unknown (n.d.) _Girl in pink and green floral dress_. Available at: Personal collection screenshot. [Accessed 14 August 2026</w:t>
-      </w:r>
-      <w:proofErr w:type="gramStart"/>
-      <w:r>
-        <w:rPr>
-          <w:sz w:val="22"/>
-          <w:szCs w:val="22"/>
-        </w:rPr>
-        <w:t>].[</w:t>
-      </w:r>
-      <w:proofErr w:type="gramEnd"/>
-      <w:r>
-        <w:rPr>
-          <w:sz w:val="22"/>
-          <w:szCs w:val="22"/>
-        </w:rPr>
-        <w:t>Image]</w:t>
+        <w:t>Author unknown (n.d.) _Girl in pink and green floral dress_. Available at: Personal collection screenshot. [Accessed 14 August 2026].[Image]</w:t>
       </w:r>
     </w:p>
     <w:p>
@@ -2648,23 +2554,7 @@
           <w:sz w:val="22"/>
           <w:szCs w:val="22"/>
         </w:rPr>
-        <w:t xml:space="preserve"> Wears (n.d.) _40+ Latest Tsonga Traditional Attire_. Available at: Pinterest/Instagram screenshot. [Accessed 14 August 2026</w:t>
-      </w:r>
-      <w:proofErr w:type="gramStart"/>
-      <w:r>
-        <w:rPr>
-          <w:sz w:val="22"/>
-          <w:szCs w:val="22"/>
-        </w:rPr>
-        <w:t>].[</w:t>
-      </w:r>
-      <w:proofErr w:type="gramEnd"/>
-      <w:r>
-        <w:rPr>
-          <w:sz w:val="22"/>
-          <w:szCs w:val="22"/>
-        </w:rPr>
-        <w:t>Image]</w:t>
+        <w:t xml:space="preserve"> Wears (n.d.) _40+ Latest Tsonga Traditional Attire_. Available at: Pinterest/Instagram screenshot. [Accessed 14 August 2026].[Image]</w:t>
       </w:r>
     </w:p>
     <w:p>
@@ -2691,24 +2581,51 @@
           <w:sz w:val="22"/>
           <w:szCs w:val="22"/>
         </w:rPr>
+        <w:t>R, Tomi (n.d.) _Tsonga couple in blue and white traditional wear_. Available at: Pinterest/Instagram screenshot. [Accessed 14 August 2026].[Image]</w:t>
+      </w:r>
+    </w:p>
+    <w:p>
+      <w:pPr>
+        <w:pStyle w:val="ListParagraph"/>
+        <w:numPr>
+          <w:ilvl w:val="0"/>
+          <w:numId w:val="25"/>
+        </w:numPr>
+        <w:pBdr>
+          <w:top w:val="nil"/>
+          <w:left w:val="nil"/>
+          <w:bottom w:val="nil"/>
+          <w:right w:val="nil"/>
+          <w:between w:val="nil"/>
+        </w:pBdr>
+        <w:rPr>
+          <w:sz w:val="22"/>
+          <w:szCs w:val="22"/>
+        </w:rPr>
+      </w:pPr>
+      <w:r>
+        <w:rPr>
+          <w:sz w:val="22"/>
+          <w:szCs w:val="22"/>
+        </w:rPr>
         <w:lastRenderedPageBreak/>
-        <w:t>R, Tomi (n.d.) _Tsonga couple in blue and white traditional wear_. Available at: Pinterest/Instagram screenshot. [Accessed 14 August 2026</w:t>
-      </w:r>
-      <w:proofErr w:type="gramStart"/>
-      <w:r>
-        <w:rPr>
-          <w:sz w:val="22"/>
-          <w:szCs w:val="22"/>
-        </w:rPr>
-        <w:t>].[</w:t>
-      </w:r>
-      <w:proofErr w:type="gramEnd"/>
-      <w:r>
-        <w:rPr>
-          <w:sz w:val="22"/>
-          <w:szCs w:val="22"/>
-        </w:rPr>
-        <w:t>Image]</w:t>
+        <w:t xml:space="preserve">Zwane, S. (n.d.) _everything </w:t>
+      </w:r>
+      <w:proofErr w:type="spellStart"/>
+      <w:r>
+        <w:rPr>
+          <w:sz w:val="22"/>
+          <w:szCs w:val="22"/>
+        </w:rPr>
+        <w:t>tsonga</w:t>
+      </w:r>
+      <w:proofErr w:type="spellEnd"/>
+      <w:r>
+        <w:rPr>
+          <w:sz w:val="22"/>
+          <w:szCs w:val="22"/>
+        </w:rPr>
+        <w:t>_. Available at: Pinterest/Instagram screenshot. [Accessed 14 August 2026].[Image]</w:t>
       </w:r>
     </w:p>
     <w:p>
@@ -2735,7 +2652,7 @@
           <w:sz w:val="22"/>
           <w:szCs w:val="22"/>
         </w:rPr>
-        <w:t xml:space="preserve">Zwane, S. (n.d.) _everything </w:t>
+        <w:t xml:space="preserve">well, </w:t>
       </w:r>
       <w:proofErr w:type="spellStart"/>
       <w:r>
@@ -2743,7 +2660,7 @@
           <w:sz w:val="22"/>
           <w:szCs w:val="22"/>
         </w:rPr>
-        <w:t>tsonga</w:t>
+        <w:t>osauyi</w:t>
       </w:r>
       <w:proofErr w:type="spellEnd"/>
       <w:r>
@@ -2751,23 +2668,7 @@
           <w:sz w:val="22"/>
           <w:szCs w:val="22"/>
         </w:rPr>
-        <w:t>_. Available at: Pinterest/Instagram screenshot. [Accessed 14 August 2026</w:t>
-      </w:r>
-      <w:proofErr w:type="gramStart"/>
-      <w:r>
-        <w:rPr>
-          <w:sz w:val="22"/>
-          <w:szCs w:val="22"/>
-        </w:rPr>
-        <w:t>].[</w:t>
-      </w:r>
-      <w:proofErr w:type="gramEnd"/>
-      <w:r>
-        <w:rPr>
-          <w:sz w:val="22"/>
-          <w:szCs w:val="22"/>
-        </w:rPr>
-        <w:t>Image]</w:t>
+        <w:t xml:space="preserve"> (n.d.) _Men's navy traditional outfit_. Available at: Pinterest/Instagram screenshot. [Accessed 14 August 2026].[Image]</w:t>
       </w:r>
     </w:p>
     <w:p>
@@ -2794,82 +2695,7 @@
           <w:sz w:val="22"/>
           <w:szCs w:val="22"/>
         </w:rPr>
-        <w:t xml:space="preserve">well, </w:t>
-      </w:r>
-      <w:proofErr w:type="spellStart"/>
-      <w:r>
-        <w:rPr>
-          <w:sz w:val="22"/>
-          <w:szCs w:val="22"/>
-        </w:rPr>
-        <w:t>osauyi</w:t>
-      </w:r>
-      <w:proofErr w:type="spellEnd"/>
-      <w:r>
-        <w:rPr>
-          <w:sz w:val="22"/>
-          <w:szCs w:val="22"/>
-        </w:rPr>
-        <w:t xml:space="preserve"> (n.d.) _Men's navy traditional outfit_. Available at: Pinterest/Instagram screenshot. [Accessed 14 August 2026</w:t>
-      </w:r>
-      <w:proofErr w:type="gramStart"/>
-      <w:r>
-        <w:rPr>
-          <w:sz w:val="22"/>
-          <w:szCs w:val="22"/>
-        </w:rPr>
-        <w:t>].[</w:t>
-      </w:r>
-      <w:proofErr w:type="gramEnd"/>
-      <w:r>
-        <w:rPr>
-          <w:sz w:val="22"/>
-          <w:szCs w:val="22"/>
-        </w:rPr>
-        <w:t>Image]</w:t>
-      </w:r>
-    </w:p>
-    <w:p>
-      <w:pPr>
-        <w:pStyle w:val="ListParagraph"/>
-        <w:numPr>
-          <w:ilvl w:val="0"/>
-          <w:numId w:val="25"/>
-        </w:numPr>
-        <w:pBdr>
-          <w:top w:val="nil"/>
-          <w:left w:val="nil"/>
-          <w:bottom w:val="nil"/>
-          <w:right w:val="nil"/>
-          <w:between w:val="nil"/>
-        </w:pBdr>
-        <w:rPr>
-          <w:sz w:val="22"/>
-          <w:szCs w:val="22"/>
-        </w:rPr>
-      </w:pPr>
-      <w:r>
-        <w:rPr>
-          <w:sz w:val="22"/>
-          <w:szCs w:val="22"/>
-        </w:rPr>
-        <w:t>Sithole, K. (n.d.) _Tsonga groom wedding shirt_. Available at: Pinterest/Instagram screenshot. [Accessed 14 August 2026</w:t>
-      </w:r>
-      <w:proofErr w:type="gramStart"/>
-      <w:r>
-        <w:rPr>
-          <w:sz w:val="22"/>
-          <w:szCs w:val="22"/>
-        </w:rPr>
-        <w:t>].[</w:t>
-      </w:r>
-      <w:proofErr w:type="gramEnd"/>
-      <w:r>
-        <w:rPr>
-          <w:sz w:val="22"/>
-          <w:szCs w:val="22"/>
-        </w:rPr>
-        <w:t>Image]</w:t>
+        <w:t>Sithole, K. (n.d.) _Tsonga groom wedding shirt_. Available at: Pinterest/Instagram screenshot. [Accessed 14 August 2026].[Image]</w:t>
       </w:r>
     </w:p>
     <w:p>
@@ -3069,25 +2895,7 @@
           <w:sz w:val="22"/>
           <w:szCs w:val="22"/>
         </w:rPr>
-        <w:t xml:space="preserve">Mbuyelo Charity Group was established in 2023 by a group of </w:t>
-      </w:r>
-      <w:proofErr w:type="gramStart"/>
-      <w:r>
-        <w:rPr>
-          <w:color w:val="000000"/>
-          <w:sz w:val="22"/>
-          <w:szCs w:val="22"/>
-        </w:rPr>
-        <w:t>people  who</w:t>
-      </w:r>
-      <w:proofErr w:type="gramEnd"/>
-      <w:r>
-        <w:rPr>
-          <w:color w:val="000000"/>
-          <w:sz w:val="22"/>
-          <w:szCs w:val="22"/>
-        </w:rPr>
-        <w:t xml:space="preserve"> wanted to support disadvantaged children and youth. The organisation provides educational resources, career guidance, and community outreach programmes to help young people build a better future.</w:t>
+        <w:t>Mbuyelo Charity Group was established in 2023 by a group of people  who wanted to support disadvantaged children and youth. The organisation provides educational resources, career guidance, and community outreach programmes to help young people build a better future.</w:t>
       </w:r>
     </w:p>
     <w:p>
@@ -3189,7 +2997,6 @@
           <w:sz w:val="22"/>
           <w:szCs w:val="22"/>
         </w:rPr>
-        <w:lastRenderedPageBreak/>
         <w:t>To build empowered communities where every child and young person has equal access to education and opportunities.</w:t>
       </w:r>
     </w:p>
@@ -3853,7 +3660,6 @@
           <w:sz w:val="22"/>
           <w:szCs w:val="22"/>
         </w:rPr>
-        <w:lastRenderedPageBreak/>
         <w:t>Mbuyelo Charity Group currently does not have an official website. The organisation relies on community outreach and social media to communicate with supporters. A dedicated website will improve its online presence and make it easier for people to learn about its programmes, volunteer, and support its initiatives.</w:t>
       </w:r>
     </w:p>
@@ -4459,7 +4265,6 @@
           <w:sz w:val="22"/>
           <w:szCs w:val="22"/>
         </w:rPr>
-        <w:lastRenderedPageBreak/>
         <w:t>Warm Orange</w:t>
       </w:r>
     </w:p>
@@ -4519,6 +4324,7 @@
           <w:sz w:val="28"/>
           <w:szCs w:val="28"/>
         </w:rPr>
+        <w:lastRenderedPageBreak/>
         <w:t>Typography</w:t>
       </w:r>
     </w:p>
